--- a/arb/docx/42.content.docx
+++ b/arb/docx/42.content.docx
@@ -9,6 +9,8 @@
       </w:pPr>
       <w:r>
         <w:rPr>
+          <w:rtl/>
+          <w:cs/>
           <w:lang w:val="ar_AE" w:bidi="ar_AE"/>
         </w:rPr>
       </w:r>
@@ -20,12 +22,16 @@
       </w:pPr>
       <w:r>
         <w:rPr>
+          <w:rtl/>
+          <w:cs/>
           <w:lang w:val="ar_AE" w:bidi="ar_AE"/>
         </w:rPr>
         <w:t>Resource: Biblica Study Notes</w:t>
       </w:r>
       <w:r>
         <w:rPr>
+          <w:rtl/>
+          <w:cs/>
           <w:lang w:val="ar_AE" w:bidi="ar_AE"/>
         </w:rPr>
       </w:r>
@@ -36,53 +42,71 @@
       </w:pPr>
       <w:r>
         <w:rPr>
+          <w:rtl/>
+          <w:cs/>
           <w:lang w:val="ar_AE" w:bidi="ar_AE"/>
         </w:rPr>
       </w:r>
       <w:r>
         <w:rPr>
           <w:b/>
+          <w:rtl/>
+          <w:cs/>
           <w:lang w:val="ar_AE" w:bidi="ar_AE"/>
         </w:rPr>
         <w:t>Biblica Study Notes (Book Intros)</w:t>
       </w:r>
       <w:r>
         <w:rPr>
+          <w:rtl/>
+          <w:cs/>
           <w:lang w:val="ar_AE" w:bidi="ar_AE"/>
         </w:rPr>
         <w:t xml:space="preserve"> © 2023 Biblica Inc. Released under CC BY-SA 4.0 license. </w:t>
       </w:r>
       <w:r>
         <w:rPr>
+          <w:rtl/>
+          <w:cs/>
           <w:lang w:val="ar_AE" w:bidi="ar_AE"/>
         </w:rPr>
         <w:t>Biblica Study Notes</w:t>
       </w:r>
       <w:r>
         <w:rPr>
+          <w:rtl/>
+          <w:cs/>
           <w:lang w:val="ar_AE" w:bidi="ar_AE"/>
         </w:rPr>
         <w:t xml:space="preserve"> has been adapted in the following languages: Tok Pisin, Arabic (عربي), French (Français), Hindi (हिंदी), Indonesian (Bahasa Indonesia), Portuguese (Português), Russian (Русский), Spanish (Español), Swahili (Kiswahili), and Simplified Chinese (简体中文)from </w:t>
       </w:r>
       <w:r>
         <w:rPr>
+          <w:rtl/>
+          <w:cs/>
           <w:lang w:val="ar_AE" w:bidi="ar_AE"/>
         </w:rPr>
         <w:t>Biblica Study Notes</w:t>
       </w:r>
       <w:r>
         <w:rPr>
+          <w:rtl/>
+          <w:cs/>
           <w:lang w:val="ar_AE" w:bidi="ar_AE"/>
         </w:rPr>
         <w:t xml:space="preserve"> © 2023 Biblica Inc. Released under CC BY-SA 4.0 license by Mission Mutual</w:t>
       </w:r>
       <w:r>
         <w:rPr>
-          <w:lang w:val="ar_AE" w:bidi="ar_AE"/>
-        </w:rPr>
-      </w:r>
-      <w:r>
-        <w:rPr>
+          <w:rtl/>
+          <w:cs/>
+          <w:lang w:val="ar_AE" w:bidi="ar_AE"/>
+        </w:rPr>
+      </w:r>
+      <w:r>
+        <w:rPr>
+          <w:rtl/>
+          <w:cs/>
           <w:lang w:val="ar_AE" w:bidi="ar_AE"/>
         </w:rPr>
       </w:r>
@@ -94,6 +118,8 @@
       </w:pPr>
       <w:r>
         <w:rPr>
+          <w:rtl/>
+          <w:cs/>
           <w:lang w:val="ar_AE" w:bidi="ar_AE"/>
         </w:rPr>
         <w:t>Biblica Study Notes</w:t>
@@ -123,6 +149,8 @@
       </w:pPr>
       <w:r>
         <w:rPr>
+          <w:rtl/>
+          <w:cs/>
           <w:lang w:val="ar_AE" w:bidi="ar_AE"/>
         </w:rPr>
       </w:r>
@@ -134,12 +162,16 @@
       </w:pPr>
       <w:r>
         <w:rPr>
+          <w:rtl/>
+          <w:cs/>
           <w:lang w:val="ar_AE" w:bidi="ar_AE"/>
         </w:rPr>
         <w:t>LUK</w:t>
       </w:r>
       <w:r>
         <w:rPr>
+          <w:rtl/>
+          <w:cs/>
           <w:lang w:val="ar_AE" w:bidi="ar_AE"/>
         </w:rPr>
       </w:r>
@@ -150,22 +182,30 @@
       </w:pPr>
       <w:r>
         <w:rPr>
-          <w:lang w:val="ar_AE" w:bidi="ar_AE"/>
-        </w:rPr>
-      </w:r>
-      <w:r>
-        <w:rPr>
+          <w:rtl/>
+          <w:cs/>
+          <w:lang w:val="ar_AE" w:bidi="ar_AE"/>
+        </w:rPr>
+      </w:r>
+      <w:r>
+        <w:rPr>
+          <w:rtl/>
+          <w:cs/>
           <w:lang w:val="ar_AE" w:bidi="ar_AE"/>
         </w:rPr>
         <w:t xml:space="preserve"> </w:t>
       </w:r>
       <w:r>
         <w:rPr>
-          <w:lang w:val="ar_AE" w:bidi="ar_AE"/>
-        </w:rPr>
-      </w:r>
-      <w:r>
-        <w:rPr>
+          <w:rtl/>
+          <w:cs/>
+          <w:lang w:val="ar_AE" w:bidi="ar_AE"/>
+        </w:rPr>
+      </w:r>
+      <w:r>
+        <w:rPr>
+          <w:rtl/>
+          <w:cs/>
           <w:lang w:val="ar_AE" w:bidi="ar_AE"/>
         </w:rPr>
       </w:r>
@@ -191,6 +231,8 @@
       </w:pPr>
       <w:r>
         <w:rPr>
+          <w:rtl/>
+          <w:cs/>
           <w:lang w:val="ar_AE" w:bidi="ar_AE"/>
         </w:rPr>
       </w:r>
@@ -202,12 +244,16 @@
       </w:pPr>
       <w:r>
         <w:rPr>
+          <w:rtl/>
+          <w:cs/>
           <w:lang w:val="ar_AE" w:bidi="ar_AE"/>
         </w:rPr>
         <w:t>لوقا</w:t>
       </w:r>
       <w:r>
         <w:rPr>
+          <w:rtl/>
+          <w:cs/>
           <w:lang w:val="ar_AE" w:bidi="ar_AE"/>
         </w:rPr>
       </w:r>
@@ -218,12 +264,16 @@
       </w:pPr>
       <w:r>
         <w:rPr>
+          <w:rtl/>
+          <w:cs/>
           <w:lang w:val="ar_AE" w:bidi="ar_AE"/>
         </w:rPr>
       </w:r>
       <w:r>
         <w:rPr>
           <w:b/>
+          <w:rtl/>
+          <w:cs/>
           <w:lang w:val="ar_AE" w:bidi="ar_AE"/>
         </w:rPr>
         <w:t>ما هو إنجيل لوقا؟</w:t>
@@ -238,11 +288,15 @@
       </w:pPr>
       <w:r>
         <w:rPr>
-          <w:lang w:val="ar_AE" w:bidi="ar_AE"/>
-        </w:rPr>
-      </w:r>
-      <w:r>
-        <w:rPr>
+          <w:rtl/>
+          <w:cs/>
+          <w:lang w:val="ar_AE" w:bidi="ar_AE"/>
+        </w:rPr>
+      </w:r>
+      <w:r>
+        <w:rPr>
+          <w:rtl/>
+          <w:cs/>
           <w:lang w:val="ar_AE" w:bidi="ar_AE"/>
         </w:rPr>
         <w:t>إنجيل لوقا هو مجموعة من القصص عن يسوع. وهو يتضمن كلمات وتعاليم يسوع. وقد تم مشاركة هذه القصص والتعاليم من قِبَل أتباع يسوع الذين عاشوا وعملوا معه.</w:t>
@@ -257,11 +311,15 @@
       </w:pPr>
       <w:r>
         <w:rPr>
-          <w:lang w:val="ar_AE" w:bidi="ar_AE"/>
-        </w:rPr>
-      </w:r>
-      <w:r>
-        <w:rPr>
+          <w:rtl/>
+          <w:cs/>
+          <w:lang w:val="ar_AE" w:bidi="ar_AE"/>
+        </w:rPr>
+      </w:r>
+      <w:r>
+        <w:rPr>
+          <w:rtl/>
+          <w:cs/>
           <w:lang w:val="ar_AE" w:bidi="ar_AE"/>
         </w:rPr>
         <w:t>كتب لوقا هذه القصص والتعاليم. ثم كتب القصص والتعاليم المُسجَّلة في سفر أعمال الرسل. وهما جزآن من نفس الكتاب. ويُعتقد أن لوقا كتبهما بين السنوات 60 و70 ميلاديًا.</w:t>
@@ -273,12 +331,16 @@
       </w:pPr>
       <w:r>
         <w:rPr>
+          <w:rtl/>
+          <w:cs/>
           <w:lang w:val="ar_AE" w:bidi="ar_AE"/>
         </w:rPr>
       </w:r>
       <w:r>
         <w:rPr>
           <w:b/>
+          <w:rtl/>
+          <w:cs/>
           <w:lang w:val="ar_AE" w:bidi="ar_AE"/>
         </w:rPr>
         <w:t>لمن كُتب إنجيل لوقا؟</w:t>
@@ -293,11 +355,15 @@
       </w:pPr>
       <w:r>
         <w:rPr>
-          <w:lang w:val="ar_AE" w:bidi="ar_AE"/>
-        </w:rPr>
-      </w:r>
-      <w:r>
-        <w:rPr>
+          <w:rtl/>
+          <w:cs/>
+          <w:lang w:val="ar_AE" w:bidi="ar_AE"/>
+        </w:rPr>
+      </w:r>
+      <w:r>
+        <w:rPr>
+          <w:rtl/>
+          <w:cs/>
           <w:lang w:val="ar_AE" w:bidi="ar_AE"/>
         </w:rPr>
         <w:t>للمؤمنين من غير اليهود الذين عاشوا في الأراضي التي كانت تحت سيطرة السلطة الرومانية.</w:t>
@@ -312,11 +378,15 @@
       </w:pPr>
       <w:r>
         <w:rPr>
-          <w:lang w:val="ar_AE" w:bidi="ar_AE"/>
-        </w:rPr>
-      </w:r>
-      <w:r>
-        <w:rPr>
+          <w:rtl/>
+          <w:cs/>
+          <w:lang w:val="ar_AE" w:bidi="ar_AE"/>
+        </w:rPr>
+      </w:r>
+      <w:r>
+        <w:rPr>
+          <w:rtl/>
+          <w:cs/>
           <w:lang w:val="ar_AE" w:bidi="ar_AE"/>
         </w:rPr>
         <w:t>لشخص يُدعى ثاوُفيلُس.</w:t>
@@ -331,11 +401,15 @@
       </w:pPr>
       <w:r>
         <w:rPr>
-          <w:lang w:val="ar_AE" w:bidi="ar_AE"/>
-        </w:rPr>
-      </w:r>
-      <w:r>
-        <w:rPr>
+          <w:rtl/>
+          <w:cs/>
+          <w:lang w:val="ar_AE" w:bidi="ar_AE"/>
+        </w:rPr>
+      </w:r>
+      <w:r>
+        <w:rPr>
+          <w:rtl/>
+          <w:cs/>
           <w:lang w:val="ar_AE" w:bidi="ar_AE"/>
         </w:rPr>
         <w:t>يدرك أتباع يسوع أن إنجيل لوقا ينقل الحق عن يسوع. لذلك فهو لجميع الناس في كل مكان.</w:t>
@@ -347,12 +421,16 @@
       </w:pPr>
       <w:r>
         <w:rPr>
+          <w:rtl/>
+          <w:cs/>
           <w:lang w:val="ar_AE" w:bidi="ar_AE"/>
         </w:rPr>
       </w:r>
       <w:r>
         <w:rPr>
           <w:b/>
+          <w:rtl/>
+          <w:cs/>
           <w:lang w:val="ar_AE" w:bidi="ar_AE"/>
         </w:rPr>
         <w:t>لماذا كُتب إنجيل لوقا؟</w:t>
@@ -367,11 +445,15 @@
       </w:pPr>
       <w:r>
         <w:rPr>
-          <w:lang w:val="ar_AE" w:bidi="ar_AE"/>
-        </w:rPr>
-      </w:r>
-      <w:r>
-        <w:rPr>
+          <w:rtl/>
+          <w:cs/>
+          <w:lang w:val="ar_AE" w:bidi="ar_AE"/>
+        </w:rPr>
+      </w:r>
+      <w:r>
+        <w:rPr>
+          <w:rtl/>
+          <w:cs/>
           <w:lang w:val="ar_AE" w:bidi="ar_AE"/>
         </w:rPr>
         <w:t>حتى يَعرِف الناس أن التعاليم عن يسوع كانت صحيحة.</w:t>
@@ -386,11 +468,15 @@
       </w:pPr>
       <w:r>
         <w:rPr>
-          <w:lang w:val="ar_AE" w:bidi="ar_AE"/>
-        </w:rPr>
-      </w:r>
-      <w:r>
-        <w:rPr>
+          <w:rtl/>
+          <w:cs/>
+          <w:lang w:val="ar_AE" w:bidi="ar_AE"/>
+        </w:rPr>
+      </w:r>
+      <w:r>
+        <w:rPr>
+          <w:rtl/>
+          <w:cs/>
           <w:lang w:val="ar_AE" w:bidi="ar_AE"/>
         </w:rPr>
         <w:t>لإظهار أن المسيحيين من غير اليهود مُرحب بهم في مملكة الله.</w:t>
@@ -402,12 +488,16 @@
       </w:pPr>
       <w:r>
         <w:rPr>
+          <w:rtl/>
+          <w:cs/>
           <w:lang w:val="ar_AE" w:bidi="ar_AE"/>
         </w:rPr>
       </w:r>
       <w:r>
         <w:rPr>
           <w:b/>
+          <w:rtl/>
+          <w:cs/>
           <w:lang w:val="ar_AE" w:bidi="ar_AE"/>
         </w:rPr>
         <w:t>الأفكار الرئيسية</w:t>
@@ -422,11 +512,15 @@
       </w:pPr>
       <w:r>
         <w:rPr>
-          <w:lang w:val="ar_AE" w:bidi="ar_AE"/>
-        </w:rPr>
-      </w:r>
-      <w:r>
-        <w:rPr>
+          <w:rtl/>
+          <w:cs/>
+          <w:lang w:val="ar_AE" w:bidi="ar_AE"/>
+        </w:rPr>
+      </w:r>
+      <w:r>
+        <w:rPr>
+          <w:rtl/>
+          <w:cs/>
           <w:lang w:val="ar_AE" w:bidi="ar_AE"/>
         </w:rPr>
         <w:t>مدى أهمية ولادة يسوع وموته وقيامته.</w:t>
@@ -441,11 +535,15 @@
       </w:pPr>
       <w:r>
         <w:rPr>
-          <w:lang w:val="ar_AE" w:bidi="ar_AE"/>
-        </w:rPr>
-      </w:r>
-      <w:r>
-        <w:rPr>
+          <w:rtl/>
+          <w:cs/>
+          <w:lang w:val="ar_AE" w:bidi="ar_AE"/>
+        </w:rPr>
+      </w:r>
+      <w:r>
+        <w:rPr>
+          <w:rtl/>
+          <w:cs/>
           <w:lang w:val="ar_AE" w:bidi="ar_AE"/>
         </w:rPr>
         <w:t>تعاليم يسوع من خلال الأمثال.</w:t>
@@ -460,11 +558,15 @@
       </w:pPr>
       <w:r>
         <w:rPr>
-          <w:lang w:val="ar_AE" w:bidi="ar_AE"/>
-        </w:rPr>
-      </w:r>
-      <w:r>
-        <w:rPr>
+          <w:rtl/>
+          <w:cs/>
+          <w:lang w:val="ar_AE" w:bidi="ar_AE"/>
+        </w:rPr>
+      </w:r>
+      <w:r>
+        <w:rPr>
+          <w:rtl/>
+          <w:cs/>
           <w:lang w:val="ar_AE" w:bidi="ar_AE"/>
         </w:rPr>
         <w:t>مدى أهمية اليهود والأمم في خطة الله لخلاص العالم.</w:t>
@@ -479,11 +581,15 @@
       </w:pPr>
       <w:r>
         <w:rPr>
-          <w:lang w:val="ar_AE" w:bidi="ar_AE"/>
-        </w:rPr>
-      </w:r>
-      <w:r>
-        <w:rPr>
+          <w:rtl/>
+          <w:cs/>
+          <w:lang w:val="ar_AE" w:bidi="ar_AE"/>
+        </w:rPr>
+      </w:r>
+      <w:r>
+        <w:rPr>
+          <w:rtl/>
+          <w:cs/>
           <w:lang w:val="ar_AE" w:bidi="ar_AE"/>
         </w:rPr>
         <w:t>اهتمام يسوع بالنساء والفقراء والمرضى والعشارين والخطاة.</w:t>
@@ -498,11 +604,15 @@
       </w:pPr>
       <w:r>
         <w:rPr>
-          <w:lang w:val="ar_AE" w:bidi="ar_AE"/>
-        </w:rPr>
-      </w:r>
-      <w:r>
-        <w:rPr>
+          <w:rtl/>
+          <w:cs/>
+          <w:lang w:val="ar_AE" w:bidi="ar_AE"/>
+        </w:rPr>
+      </w:r>
+      <w:r>
+        <w:rPr>
+          <w:rtl/>
+          <w:cs/>
           <w:lang w:val="ar_AE" w:bidi="ar_AE"/>
         </w:rPr>
         <w:t>الروح القدس والصلاة والتسبيح والفرح.</w:t>
@@ -514,12 +624,16 @@
       </w:pPr>
       <w:r>
         <w:rPr>
+          <w:rtl/>
+          <w:cs/>
           <w:lang w:val="ar_AE" w:bidi="ar_AE"/>
         </w:rPr>
       </w:r>
       <w:r>
         <w:rPr>
           <w:b/>
+          <w:rtl/>
+          <w:cs/>
           <w:lang w:val="ar_AE" w:bidi="ar_AE"/>
         </w:rPr>
         <w:t>مخطط السفر</w:t>
@@ -531,12 +645,16 @@
       </w:pPr>
       <w:r>
         <w:rPr>
+          <w:rtl/>
+          <w:cs/>
           <w:lang w:val="ar_AE" w:bidi="ar_AE"/>
         </w:rPr>
       </w:r>
       <w:r>
         <w:rPr>
           <w:b/>
+          <w:rtl/>
+          <w:cs/>
           <w:lang w:val="ar_AE" w:bidi="ar_AE"/>
         </w:rPr>
         <w:t>لماذا كتب لوقا إنجيله (1:1–4).</w:t>
@@ -548,12 +666,16 @@
       </w:pPr>
       <w:r>
         <w:rPr>
+          <w:rtl/>
+          <w:cs/>
           <w:lang w:val="ar_AE" w:bidi="ar_AE"/>
         </w:rPr>
       </w:r>
       <w:r>
         <w:rPr>
           <w:b/>
+          <w:rtl/>
+          <w:cs/>
           <w:lang w:val="ar_AE" w:bidi="ar_AE"/>
         </w:rPr>
         <w:t>ولادة يوحنا المعمدان وولادة يسوع (1:5 – 2:52).</w:t>
@@ -565,12 +687,16 @@
       </w:pPr>
       <w:r>
         <w:rPr>
+          <w:rtl/>
+          <w:cs/>
           <w:lang w:val="ar_AE" w:bidi="ar_AE"/>
         </w:rPr>
       </w:r>
       <w:r>
         <w:rPr>
           <w:b/>
+          <w:rtl/>
+          <w:cs/>
           <w:lang w:val="ar_AE" w:bidi="ar_AE"/>
         </w:rPr>
         <w:t>الاستعداد لعمل وخدمة يسوع في العلن (3:1 – 4:13).</w:t>
@@ -582,12 +708,16 @@
       </w:pPr>
       <w:r>
         <w:rPr>
+          <w:rtl/>
+          <w:cs/>
           <w:lang w:val="ar_AE" w:bidi="ar_AE"/>
         </w:rPr>
       </w:r>
       <w:r>
         <w:rPr>
           <w:b/>
+          <w:rtl/>
+          <w:cs/>
           <w:lang w:val="ar_AE" w:bidi="ar_AE"/>
         </w:rPr>
         <w:t>يسوع في الجليل وما حوله (4:14 – 9:50).</w:t>
@@ -599,12 +729,16 @@
       </w:pPr>
       <w:r>
         <w:rPr>
+          <w:rtl/>
+          <w:cs/>
           <w:lang w:val="ar_AE" w:bidi="ar_AE"/>
         </w:rPr>
       </w:r>
       <w:r>
         <w:rPr>
           <w:b/>
+          <w:rtl/>
+          <w:cs/>
           <w:lang w:val="ar_AE" w:bidi="ar_AE"/>
         </w:rPr>
         <w:t>يسوع في الطريق إلى أورشليم (9:51 – 19:27).</w:t>
@@ -616,23 +750,31 @@
       </w:pPr>
       <w:r>
         <w:rPr>
+          <w:rtl/>
+          <w:cs/>
           <w:lang w:val="ar_AE" w:bidi="ar_AE"/>
         </w:rPr>
       </w:r>
       <w:r>
         <w:rPr>
           <w:b/>
+          <w:rtl/>
+          <w:cs/>
           <w:lang w:val="ar_AE" w:bidi="ar_AE"/>
         </w:rPr>
         <w:t>ذبيحة يسوع الكفارية وانتصاره في أيامه الأخيرة (19:28 – 24:53).</w:t>
       </w:r>
       <w:r>
         <w:rPr>
-          <w:lang w:val="ar_AE" w:bidi="ar_AE"/>
-        </w:rPr>
-      </w:r>
-      <w:r>
-        <w:rPr>
+          <w:rtl/>
+          <w:cs/>
+          <w:lang w:val="ar_AE" w:bidi="ar_AE"/>
+        </w:rPr>
+      </w:r>
+      <w:r>
+        <w:rPr>
+          <w:rtl/>
+          <w:cs/>
           <w:lang w:val="ar_AE" w:bidi="ar_AE"/>
         </w:rPr>
       </w:r>
